--- a/Doc/Irrgarten - Aufgaben.docx
+++ b/Doc/Irrgarten - Aufgaben.docx
@@ -28,6 +28,21 @@
           <w:sz w:val="48"/>
           <w:szCs w:val="48"/>
         </w:rPr>
+        <w:t xml:space="preserve"> mit dem Editor</w:t>
+      </w:r>
+      <w:r>
+        <w:rPr>
+          <w:rStyle w:val="Funotenzeichen"/>
+          <w:sz w:val="48"/>
+          <w:szCs w:val="48"/>
+        </w:rPr>
+        <w:footnoteReference w:id="1"/>
+      </w:r>
+      <w:r>
+        <w:rPr>
+          <w:sz w:val="48"/>
+          <w:szCs w:val="48"/>
+        </w:rPr>
         <w:t>!</w:t>
       </w:r>
     </w:p>
@@ -58,23 +73,7 @@
           <w:sz w:val="40"/>
           <w:szCs w:val="40"/>
         </w:rPr>
-        <w:t xml:space="preserve">dem </w:t>
-      </w:r>
-      <w:proofErr w:type="spellStart"/>
-      <w:r>
-        <w:rPr>
-          <w:sz w:val="40"/>
-          <w:szCs w:val="40"/>
-        </w:rPr>
-        <w:t>Pledge</w:t>
-      </w:r>
-      <w:proofErr w:type="spellEnd"/>
-      <w:r>
-        <w:rPr>
-          <w:sz w:val="40"/>
-          <w:szCs w:val="40"/>
-        </w:rPr>
-        <w:t>-Algorithmus</w:t>
+        <w:t>dem Pledge-Algorithmus</w:t>
       </w:r>
       <w:r>
         <w:rPr>
@@ -358,7 +357,7 @@
       </w:r>
     </w:p>
     <w:sectPr>
-      <w:headerReference w:type="default" r:id="rId7"/>
+      <w:headerReference w:type="default" r:id="rId8"/>
       <w:pgSz w:w="16838" w:h="11906" w:orient="landscape"/>
       <w:pgMar w:top="1417" w:right="1417" w:bottom="1417" w:left="1134" w:header="708" w:footer="708" w:gutter="0"/>
       <w:cols w:space="708"/>
@@ -412,6 +411,69 @@
       </w:pPr>
       <w:r>
         <w:continuationSeparator/>
+      </w:r>
+    </w:p>
+  </w:footnote>
+  <w:footnote w:id="1">
+    <w:p>
+      <w:pPr>
+        <w:pStyle w:val="Funotentext"/>
+        <w:rPr>
+          <w:sz w:val="40"/>
+          <w:szCs w:val="40"/>
+        </w:rPr>
+      </w:pPr>
+      <w:r>
+        <w:rPr>
+          <w:rStyle w:val="Funotenzeichen"/>
+          <w:sz w:val="40"/>
+          <w:szCs w:val="40"/>
+        </w:rPr>
+        <w:footnoteRef/>
+      </w:r>
+      <w:r>
+        <w:rPr>
+          <w:sz w:val="40"/>
+          <w:szCs w:val="40"/>
+        </w:rPr>
+        <w:t xml:space="preserve"> Die Taste </w:t>
+      </w:r>
+      <w:r>
+        <w:rPr>
+          <w:b/>
+          <w:bCs/>
+          <w:sz w:val="40"/>
+          <w:szCs w:val="40"/>
+        </w:rPr>
+        <w:t>Einfg</w:t>
+      </w:r>
+      <w:r>
+        <w:rPr>
+          <w:sz w:val="40"/>
+          <w:szCs w:val="40"/>
+        </w:rPr>
+        <w:t xml:space="preserve"> </w:t>
+      </w:r>
+      <w:r>
+        <w:rPr>
+          <w:sz w:val="40"/>
+          <w:szCs w:val="40"/>
+        </w:rPr>
+        <w:t>schaltet</w:t>
+      </w:r>
+      <w:r>
+        <w:rPr>
+          <w:sz w:val="40"/>
+          <w:szCs w:val="40"/>
+        </w:rPr>
+        <w:t xml:space="preserve"> vom Einfügemodus in den Überschreibmodus</w:t>
+      </w:r>
+      <w:r>
+        <w:rPr>
+          <w:sz w:val="40"/>
+          <w:szCs w:val="40"/>
+        </w:rPr>
+        <w:t>.</w:t>
       </w:r>
     </w:p>
   </w:footnote>
@@ -1284,6 +1346,45 @@
     <w:uiPriority w:val="99"/>
     <w:rsid w:val="004D2358"/>
   </w:style>
+  <w:style w:type="paragraph" w:styleId="Funotentext">
+    <w:name w:val="footnote text"/>
+    <w:basedOn w:val="Standard"/>
+    <w:link w:val="FunotentextZchn"/>
+    <w:uiPriority w:val="99"/>
+    <w:semiHidden/>
+    <w:unhideWhenUsed/>
+    <w:rsid w:val="00340F1E"/>
+    <w:pPr>
+      <w:spacing w:after="0" w:line="240" w:lineRule="auto"/>
+    </w:pPr>
+    <w:rPr>
+      <w:sz w:val="20"/>
+      <w:szCs w:val="20"/>
+    </w:rPr>
+  </w:style>
+  <w:style w:type="character" w:customStyle="1" w:styleId="FunotentextZchn">
+    <w:name w:val="Fußnotentext Zchn"/>
+    <w:basedOn w:val="Absatz-Standardschriftart"/>
+    <w:link w:val="Funotentext"/>
+    <w:uiPriority w:val="99"/>
+    <w:semiHidden/>
+    <w:rsid w:val="00340F1E"/>
+    <w:rPr>
+      <w:sz w:val="20"/>
+      <w:szCs w:val="20"/>
+    </w:rPr>
+  </w:style>
+  <w:style w:type="character" w:styleId="Funotenzeichen">
+    <w:name w:val="footnote reference"/>
+    <w:basedOn w:val="Absatz-Standardschriftart"/>
+    <w:uiPriority w:val="99"/>
+    <w:semiHidden/>
+    <w:unhideWhenUsed/>
+    <w:rsid w:val="00340F1E"/>
+    <w:rPr>
+      <w:vertAlign w:val="superscript"/>
+    </w:rPr>
+  </w:style>
 </w:styles>
 </file>
 
@@ -1580,4 +1681,16 @@
     </a:ext>
   </a:extLst>
 </a:theme>
+</file>
+
+<file path=customXml/item1.xml><?xml version="1.0" encoding="utf-8"?>
+<b:Sources xmlns:b="http://schemas.openxmlformats.org/officeDocument/2006/bibliography" xmlns="http://schemas.openxmlformats.org/officeDocument/2006/bibliography" SelectedStyle="\APASixthEditionOfficeOnline.xsl" StyleName="APA" Version="6"/>
+</file>
+
+<file path=customXml/itemProps1.xml><?xml version="1.0" encoding="utf-8"?>
+<ds:datastoreItem xmlns:ds="http://schemas.openxmlformats.org/officeDocument/2006/customXml" ds:itemID="{6BFD7FB9-497C-4117-9B6F-69548D21DFD0}">
+  <ds:schemaRefs>
+    <ds:schemaRef ds:uri="http://schemas.openxmlformats.org/officeDocument/2006/bibliography"/>
+  </ds:schemaRefs>
+</ds:datastoreItem>
 </file>
--- a/Doc/Irrgarten - Aufgaben.docx
+++ b/Doc/Irrgarten - Aufgaben.docx
@@ -73,7 +73,23 @@
           <w:sz w:val="40"/>
           <w:szCs w:val="40"/>
         </w:rPr>
-        <w:t>dem Pledge-Algorithmus</w:t>
+        <w:t xml:space="preserve">dem </w:t>
+      </w:r>
+      <w:proofErr w:type="spellStart"/>
+      <w:r>
+        <w:rPr>
+          <w:sz w:val="40"/>
+          <w:szCs w:val="40"/>
+        </w:rPr>
+        <w:t>Pledge</w:t>
+      </w:r>
+      <w:proofErr w:type="spellEnd"/>
+      <w:r>
+        <w:rPr>
+          <w:sz w:val="40"/>
+          <w:szCs w:val="40"/>
+        </w:rPr>
+        <w:t>-Algorithmus</w:t>
       </w:r>
       <w:r>
         <w:rPr>
@@ -438,6 +454,7 @@
         </w:rPr>
         <w:t xml:space="preserve"> Die Taste </w:t>
       </w:r>
+      <w:proofErr w:type="spellStart"/>
       <w:r>
         <w:rPr>
           <w:b/>
@@ -447,6 +464,7 @@
         </w:rPr>
         <w:t>Einfg</w:t>
       </w:r>
+      <w:proofErr w:type="spellEnd"/>
       <w:r>
         <w:rPr>
           <w:sz w:val="40"/>
@@ -474,6 +492,38 @@
           <w:szCs w:val="40"/>
         </w:rPr>
         <w:t>.</w:t>
+      </w:r>
+    </w:p>
+    <w:p>
+      <w:pPr>
+        <w:pStyle w:val="Funotentext"/>
+        <w:rPr>
+          <w:sz w:val="40"/>
+          <w:szCs w:val="40"/>
+        </w:rPr>
+      </w:pPr>
+      <w:r>
+        <w:rPr>
+          <w:sz w:val="40"/>
+          <w:szCs w:val="40"/>
+        </w:rPr>
+        <w:t xml:space="preserve">   </w:t>
+      </w:r>
+      <w:r>
+        <w:rPr>
+          <w:b/>
+          <w:bCs/>
+          <w:sz w:val="40"/>
+          <w:szCs w:val="40"/>
+        </w:rPr>
+        <w:t>Speichern</w:t>
+      </w:r>
+      <w:r>
+        <w:rPr>
+          <w:sz w:val="40"/>
+          <w:szCs w:val="40"/>
+        </w:rPr>
+        <w:t xml:space="preserve"> nicht vergessen!</w:t>
       </w:r>
     </w:p>
   </w:footnote>

--- a/Doc/Irrgarten - Aufgaben.docx
+++ b/Doc/Irrgarten - Aufgaben.docx
@@ -73,23 +73,7 @@
           <w:sz w:val="40"/>
           <w:szCs w:val="40"/>
         </w:rPr>
-        <w:t xml:space="preserve">dem </w:t>
-      </w:r>
-      <w:proofErr w:type="spellStart"/>
-      <w:r>
-        <w:rPr>
-          <w:sz w:val="40"/>
-          <w:szCs w:val="40"/>
-        </w:rPr>
-        <w:t>Pledge</w:t>
-      </w:r>
-      <w:proofErr w:type="spellEnd"/>
-      <w:r>
-        <w:rPr>
-          <w:sz w:val="40"/>
-          <w:szCs w:val="40"/>
-        </w:rPr>
-        <w:t>-Algorithmus</w:t>
+        <w:t>dem Pledge-Algorithmus</w:t>
       </w:r>
       <w:r>
         <w:rPr>
@@ -194,7 +178,21 @@
           <w:sz w:val="40"/>
           <w:szCs w:val="40"/>
         </w:rPr>
-        <w:t xml:space="preserve">Die Schildkröte soll durch einen Mäander laufen. </w:t>
+        <w:t xml:space="preserve">Die Schildkröte soll </w:t>
+      </w:r>
+      <w:r>
+        <w:rPr>
+          <w:sz w:val="40"/>
+          <w:szCs w:val="40"/>
+        </w:rPr>
+        <w:t>in Schlangenlinien</w:t>
+      </w:r>
+      <w:r>
+        <w:rPr>
+          <w:sz w:val="40"/>
+          <w:szCs w:val="40"/>
+        </w:rPr>
+        <w:t xml:space="preserve"> laufen. </w:t>
       </w:r>
     </w:p>
     <w:p>
@@ -299,7 +297,21 @@
           <w:sz w:val="40"/>
           <w:szCs w:val="40"/>
         </w:rPr>
-        <w:t>den Mäander</w:t>
+        <w:t>die</w:t>
+      </w:r>
+      <w:r>
+        <w:rPr>
+          <w:sz w:val="40"/>
+          <w:szCs w:val="40"/>
+        </w:rPr>
+        <w:t xml:space="preserve"> </w:t>
+      </w:r>
+      <w:r>
+        <w:rPr>
+          <w:sz w:val="40"/>
+          <w:szCs w:val="40"/>
+        </w:rPr>
+        <w:t>Schlangenlinien</w:t>
       </w:r>
       <w:r>
         <w:rPr>
@@ -454,7 +466,6 @@
         </w:rPr>
         <w:t xml:space="preserve"> Die Taste </w:t>
       </w:r>
-      <w:proofErr w:type="spellStart"/>
       <w:r>
         <w:rPr>
           <w:b/>
@@ -464,7 +475,6 @@
         </w:rPr>
         <w:t>Einfg</w:t>
       </w:r>
-      <w:proofErr w:type="spellEnd"/>
       <w:r>
         <w:rPr>
           <w:sz w:val="40"/>
@@ -579,7 +589,7 @@
         <w:sz w:val="40"/>
         <w:szCs w:val="40"/>
       </w:rPr>
-      <w:t>30.12.2025</w:t>
+      <w:t>14.01.2026</w:t>
     </w:r>
     <w:r>
       <w:rPr>
